--- a/papers/AI AND LONELINESS - NEW-GENERATION VIRTUAL COMPANIONS/ИИ и одиночество - виртуальные компаньоны нового поколения, как зеркало человеческой уязвимости.docx
+++ b/papers/AI AND LONELINESS - NEW-GENERATION VIRTUAL COMPANIONS/ИИ и одиночество - виртуальные компаньоны нового поколения, как зеркало человеческой уязвимости.docx
@@ -1233,25 +1233,22 @@
           <w:szCs w:val="28"/>
           <w:lang w:val="ru-RU"/>
         </w:rPr>
-        <w:t xml:space="preserve">XXI век, несмотря на беспрецедентную </w:t>
-      </w:r>
-      <w:proofErr w:type="spellStart"/>
+        <w:t xml:space="preserve">Несмотря на глобальную связанность </w:t>
+      </w:r>
       <w:r>
         <w:rPr>
           <w:rFonts w:cs="Times New Roman"/>
           <w:szCs w:val="28"/>
-          <w:lang w:val="ru-RU"/>
-        </w:rPr>
-        <w:t>гиперсвязанность</w:t>
-      </w:r>
-      <w:proofErr w:type="spellEnd"/>
+        </w:rPr>
+        <w:t>XXI</w:t>
+      </w:r>
       <w:r>
         <w:rPr>
           <w:rFonts w:cs="Times New Roman"/>
           <w:szCs w:val="28"/>
           <w:lang w:val="ru-RU"/>
         </w:rPr>
-        <w:t>, стал эпохой глубокого экзистенциального одиночества.</w:t>
+        <w:t xml:space="preserve"> века, современное общество сталкивается с феноменом массового одиночества.</w:t>
       </w:r>
     </w:p>
     <w:p>
@@ -1271,7 +1268,7 @@
           <w:szCs w:val="28"/>
           <w:lang w:val="ru-RU"/>
         </w:rPr>
-        <w:t>По данным ВОЗ (2023), более 30% взрослого населения развитых стран регулярно испытывают чувство социальной изоляции.</w:t>
+        <w:t>Согласно ВОЗ (2023), более 30% взрослого населения развитых стран испытывает социальную изоляцию на регулярной основе.</w:t>
       </w:r>
     </w:p>
     <w:p>
